--- a/_site/posts/2021-10-01-reformas-y-modernizacion-de-la-gestion-publica/index.docx
+++ b/_site/posts/2021-10-01-reformas-y-modernizacion-de-la-gestion-publica/index.docx
@@ -44,7 +44,7 @@
         <w:t xml:space="preserve"> </w:t>
       </w:r>
     </w:p>
-    <w:bookmarkStart w:id="20" w:name="title"/>
+    <w:bookmarkStart w:id="22" w:name="title"/>
     <w:p>
       <w:pPr>
         <w:pStyle w:val="Heading1"/>
@@ -93,8 +93,8 @@
         <w:t xml:space="preserve"> </w:t>
       </w:r>
     </w:p>
-    <w:bookmarkEnd w:id="20"/>
-    <w:bookmarkStart w:id="24" w:name="author-note"/>
+    <w:bookmarkEnd w:id="22"/>
+    <w:bookmarkStart w:id="26" w:name="author-note"/>
     <w:p>
       <w:pPr>
         <w:pStyle w:val="Heading1"/>
@@ -113,15 +113,15 @@
       <w:r>
         <w:t xml:space="preserve"> </w:t>
       </w:r>
-      <w:bookmarkStart w:id="21" w:name="orchid"/>
+      <w:bookmarkStart w:id="23" w:name="orchid"/>
       <w:r>
         <w:t xml:space="preserve">Orcid ID Logo: A green circle with white letters ID</w:t>
       </w:r>
-      <w:bookmarkEnd w:id="21"/>
+      <w:bookmarkEnd w:id="23"/>
       <w:r>
         <w:t xml:space="preserve"> </w:t>
       </w:r>
-      <w:hyperlink r:id="rId22">
+      <w:hyperlink r:id="rId24">
         <w:r>
           <w:rPr>
             <w:rStyle w:val="Hyperlink"/>
@@ -160,7 +160,7 @@
         <w:t xml:space="preserve">: </w:t>
       </w:r>
       <w:r>
-        <w:t xml:space="preserve">conceptualización y redacción</w:t>
+        <w:t xml:space="preserve">conceptualización, metodología, análisis formal, investigación, recursos, curación de datos, redacción, visualización, supervisión, y administración del proyecto</w:t>
       </w:r>
     </w:p>
     <w:p>
@@ -168,12 +168,12 @@
         <w:pStyle w:val="BodyText"/>
       </w:pPr>
       <w:r>
-        <w:t xml:space="preserve">La correspondencia relativa a este artículo debe dirigirse a Edison Achalma, Escuela Profesional de Economía, Universidad Nacional de San Cristóbal de Huamanga, Ayacucho, AYA, Perú, Email:</w:t>
+        <w:t xml:space="preserve">La correspondencia relativa a este artículo debe dirigirse a Edison Achalma, Escuela Profesional de Economía, Universidad Nacional de San Cristóbal de Huamanga, Portal Independencia N° 57, Ayacucho, AYA 5001, Perú, Email:</w:t>
       </w:r>
       <w:r>
         <w:t xml:space="preserve"> </w:t>
       </w:r>
-      <w:hyperlink r:id="rId23">
+      <w:hyperlink r:id="rId25">
         <w:r>
           <w:rPr>
             <w:rStyle w:val="Hyperlink"/>
@@ -187,8 +187,8 @@
         <w:br w:type="page"/>
       </w:r>
     </w:p>
-    <w:bookmarkEnd w:id="24"/>
-    <w:bookmarkStart w:id="25" w:name="abstract"/>
+    <w:bookmarkEnd w:id="26"/>
+    <w:bookmarkStart w:id="27" w:name="abstract"/>
     <w:p>
       <w:pPr>
         <w:pStyle w:val="Heading1"/>
@@ -225,8 +225,8 @@
         <w:br w:type="page"/>
       </w:r>
     </w:p>
-    <w:bookmarkEnd w:id="25"/>
-    <w:bookmarkStart w:id="26" w:name="firstheader"/>
+    <w:bookmarkEnd w:id="27"/>
+    <w:bookmarkStart w:id="28" w:name="firstheader"/>
     <w:p>
       <w:pPr>
         <w:pStyle w:val="Heading1"/>
@@ -235,8 +235,8 @@
         <w:t xml:space="preserve">Reformas en gestión pública peruana</w:t>
       </w:r>
     </w:p>
-    <w:bookmarkEnd w:id="26"/>
-    <w:bookmarkStart w:id="37" w:name="qué-hacer"/>
+    <w:bookmarkEnd w:id="28"/>
+    <w:bookmarkStart w:id="39" w:name="qué-hacer"/>
     <w:p>
       <w:pPr>
         <w:pStyle w:val="Heading1"/>
@@ -245,7 +245,7 @@
         <w:t xml:space="preserve">1. ¿Qué hacer?</w:t>
       </w:r>
     </w:p>
-    <w:bookmarkStart w:id="27" w:name="reformar-la-gestión-pública"/>
+    <w:bookmarkStart w:id="29" w:name="reformar-la-gestión-pública"/>
     <w:p>
       <w:pPr>
         <w:pStyle w:val="Heading2"/>
@@ -294,8 +294,8 @@
         <w:t xml:space="preserve">Y finalmente la creación del Sistema de Alta Dirección Pública que debe dotar a las instituciones de gobierno, a través de concursos públicos y transparentes, de directivos con probada capacidad de gestión y liderazgo para ejecutar de forma eficaz y eficiente las políticas públicas definidas por la autoridad.</w:t>
       </w:r>
     </w:p>
-    <w:bookmarkEnd w:id="27"/>
-    <w:bookmarkStart w:id="33" w:name="reformar-el-estado"/>
+    <w:bookmarkEnd w:id="29"/>
+    <w:bookmarkStart w:id="35" w:name="reformar-el-estado"/>
     <w:p>
       <w:pPr>
         <w:pStyle w:val="Heading2"/>
@@ -320,7 +320,7 @@
         <w:t xml:space="preserve">En el Perú existe desde inicios del siglo XXI un aparato público muy endeble y se agravó producto de la pandemia del COVID-19 que trajo como consecuencia un incremento en la brecha social. Además de incrementarse la pobreza monetaria.</w:t>
       </w:r>
     </w:p>
-    <w:bookmarkStart w:id="28" w:name="reforma-política"/>
+    <w:bookmarkStart w:id="30" w:name="reforma-política"/>
     <w:p>
       <w:pPr>
         <w:pStyle w:val="Heading3"/>
@@ -337,8 +337,8 @@
         <w:t xml:space="preserve">Modificar la forma en que los gobiernos regionales y locales contratan a los gestores públicos. Que los gobiernos no contraten por afinidad; sino que los contratos lo realicen la Autoridad Nacional del Servicio Civil (SERVIR)</w:t>
       </w:r>
     </w:p>
-    <w:bookmarkEnd w:id="28"/>
-    <w:bookmarkStart w:id="29" w:name="reforma-económica"/>
+    <w:bookmarkEnd w:id="30"/>
+    <w:bookmarkStart w:id="31" w:name="reforma-económica"/>
     <w:p>
       <w:pPr>
         <w:pStyle w:val="Heading3"/>
@@ -355,8 +355,8 @@
         <w:t xml:space="preserve">Las empresas nacionales y extranjeras deben competir en igualdad de condiciones.</w:t>
       </w:r>
     </w:p>
-    <w:bookmarkEnd w:id="29"/>
-    <w:bookmarkStart w:id="30" w:name="reforma-de-salud"/>
+    <w:bookmarkEnd w:id="31"/>
+    <w:bookmarkStart w:id="32" w:name="reforma-de-salud"/>
     <w:p>
       <w:pPr>
         <w:pStyle w:val="Heading3"/>
@@ -373,8 +373,8 @@
         <w:t xml:space="preserve">La digitalización de la atención médica. Implica que los doctores de distintas especialidades puedan atender a las personas de los lugares más alejados mediante plataformas digitales.</w:t>
       </w:r>
     </w:p>
-    <w:bookmarkEnd w:id="30"/>
-    <w:bookmarkStart w:id="31" w:name="reforma-agraria"/>
+    <w:bookmarkEnd w:id="32"/>
+    <w:bookmarkStart w:id="33" w:name="reforma-agraria"/>
     <w:p>
       <w:pPr>
         <w:pStyle w:val="Heading3"/>
@@ -391,8 +391,8 @@
         <w:t xml:space="preserve">Incentivar la producción intensiva para la exportación de bienes que se producen en territorios peruano</w:t>
       </w:r>
     </w:p>
-    <w:bookmarkEnd w:id="31"/>
-    <w:bookmarkStart w:id="32" w:name="reforma-tributaria"/>
+    <w:bookmarkEnd w:id="33"/>
+    <w:bookmarkStart w:id="34" w:name="reforma-tributaria"/>
     <w:p>
       <w:pPr>
         <w:pStyle w:val="Heading3"/>
@@ -417,9 +417,9 @@
         <w:t xml:space="preserve">Para realizar estas reformas es necesario que el gobierno tenga la capacidad de articular al sector público, privado y las universidades. Sin estas articulaciones las reformas del Estado serían esfuerzos perdidos.</w:t>
       </w:r>
     </w:p>
-    <w:bookmarkEnd w:id="32"/>
-    <w:bookmarkEnd w:id="33"/>
-    <w:bookmarkStart w:id="34" w:name="modernizar-la-gestión-pública"/>
+    <w:bookmarkEnd w:id="34"/>
+    <w:bookmarkEnd w:id="35"/>
+    <w:bookmarkStart w:id="36" w:name="modernizar-la-gestión-pública"/>
     <w:p>
       <w:pPr>
         <w:pStyle w:val="Heading2"/>
@@ -449,19 +449,7 @@
         <w:pStyle w:val="BodyText"/>
       </w:pPr>
       <w:r>
-        <w:t xml:space="preserve">A diferencia de una empresa privada, la cual tiene como incentivo la maximización de su rentabilidad; las entidades públicas no cuentan con un estímulo natural para mejorar su funcionamiento. En consecuencia, las personas no pueden</w:t>
-      </w:r>
-      <w:r>
-        <w:t xml:space="preserve"> </w:t>
-      </w:r>
-      <w:r>
-        <w:t xml:space="preserve">“optar por cambiar”</w:t>
-      </w:r>
-      <w:r>
-        <w:t xml:space="preserve"> </w:t>
-      </w:r>
-      <w:r>
-        <w:t xml:space="preserve">a la entidad pública con la cual realiza un trámite u obtiene un servicio, como sí lo puede hacer con un proveedor privado en caso éste no satisfaga sus expectativas y necesidades. Por ello, a través de la modernización de la gestión pública se busca generar incentivos para que las entidades del Estado mejoren constantemente su funcionamiento e intervenciones (bienes, servicios y regulaciones) de forma eficiente, orientada a resultados y teniendo como prioridad a las personas.</w:t>
+        <w:t xml:space="preserve">A diferencia de una empresa privada, la cual tiene como incentivo la maximización de su rentabilidad; las entidades públicas no cuentan con un estímulo natural para mejorar su funcionamiento. En consecuencia, las personas no pueden “optar por cambiar” a la entidad pública con la cual realiza un trámite u obtiene un servicio, como sí lo puede hacer con un proveedor privado en caso éste no satisfaga sus expectativas y necesidades. Por ello, a través de la modernización de la gestión pública se busca generar incentivos para que las entidades del Estado mejoren constantemente su funcionamiento e intervenciones (bienes, servicios y regulaciones) de forma eficiente, orientada a resultados y teniendo como prioridad a las personas.</w:t>
       </w:r>
     </w:p>
     <w:p>
@@ -469,19 +457,7 @@
         <w:pStyle w:val="BodyText"/>
       </w:pPr>
       <w:r>
-        <w:t xml:space="preserve">La razón de ser de toda entidad y servidor público es brindar una mejor calidad de bienes, servicios y regulaciones a las personas. Se debe comprender que no se realiza</w:t>
-      </w:r>
-      <w:r>
-        <w:t xml:space="preserve"> </w:t>
-      </w:r>
-      <w:r>
-        <w:t xml:space="preserve">“un favor”</w:t>
-      </w:r>
-      <w:r>
-        <w:t xml:space="preserve"> </w:t>
-      </w:r>
-      <w:r>
-        <w:t xml:space="preserve">al ciudadano, sino es parte del cumplimiento de su trabajo.</w:t>
+        <w:t xml:space="preserve">La razón de ser de toda entidad y servidor público es brindar una mejor calidad de bienes, servicios y regulaciones a las personas. Se debe comprender que no se realiza “un favor” al ciudadano, sino es parte del cumplimiento de su trabajo.</w:t>
       </w:r>
     </w:p>
     <w:p>
@@ -660,8 +636,8 @@
         <w:t xml:space="preserve">Implementación y uso intensivo de las TIC como soporte a los procesos de planificación, producción y gestión de las entidades públicas permitiendo a su vez consolidar propuestas de gobierno abierto.</w:t>
       </w:r>
     </w:p>
-    <w:bookmarkEnd w:id="34"/>
-    <w:bookmarkStart w:id="35" w:name="modernizar-el-estado"/>
+    <w:bookmarkEnd w:id="36"/>
+    <w:bookmarkStart w:id="37" w:name="modernizar-el-estado"/>
     <w:p>
       <w:pPr>
         <w:pStyle w:val="Heading2"/>
@@ -702,8 +678,8 @@
         <w:t xml:space="preserve">En la actualidad, el estado peruano podrá modernizarse siempre y cuando cumpla con los retos establecidos en sus planes de desarrollo nacional, llevará en buen camino la modernización de este con el adecuado uso de las reformas y objetivos trasados en los planes y políticas de desarrollo nacional ya establecidos en cada gobierno.</w:t>
       </w:r>
     </w:p>
-    <w:bookmarkEnd w:id="35"/>
-    <w:bookmarkStart w:id="36" w:name="reformar-y-modernizar-la-gestión-pública"/>
+    <w:bookmarkEnd w:id="37"/>
+    <w:bookmarkStart w:id="38" w:name="reformar-y-modernizar-la-gestión-pública"/>
     <w:p>
       <w:pPr>
         <w:pStyle w:val="Heading2"/>
@@ -796,9 +772,9 @@
         <w:t xml:space="preserve">Esta tarea constituye un verdadero desafío que trasciende el color político de turno, persiguiendo como único fin el bienestar de toda la comunidad. Asimismo, implica la capacitación de los recursos humanos y el logro de la cohesión de objetivos organizacionales e individuales, brindando transparencia en la gestión y combatiendo la corrupción.</w:t>
       </w:r>
     </w:p>
-    <w:bookmarkEnd w:id="36"/>
-    <w:bookmarkEnd w:id="37"/>
-    <w:bookmarkStart w:id="44" w:name="publicaciones-similares"/>
+    <w:bookmarkEnd w:id="38"/>
+    <w:bookmarkEnd w:id="39"/>
+    <w:bookmarkStart w:id="46" w:name="publicaciones-similares"/>
     <w:p>
       <w:pPr>
         <w:pStyle w:val="Heading1"/>
@@ -823,11 +799,11 @@
           <w:numId w:val="1004"/>
         </w:numPr>
       </w:pPr>
-      <w:hyperlink r:id="rId38"/>
+      <w:hyperlink r:id="rId40"/>
       <w:r>
         <w:t xml:space="preserve"> </w:t>
       </w:r>
-      <w:hyperlink r:id="rId39">
+      <w:hyperlink r:id="rId41">
         <w:r>
           <w:rPr>
             <w:rStyle w:val="Hyperlink"/>
@@ -844,11 +820,11 @@
           <w:numId w:val="1004"/>
         </w:numPr>
       </w:pPr>
-      <w:hyperlink r:id="rId40"/>
+      <w:hyperlink r:id="rId42"/>
       <w:r>
         <w:t xml:space="preserve"> </w:t>
       </w:r>
-      <w:hyperlink r:id="rId41">
+      <w:hyperlink r:id="rId43">
         <w:r>
           <w:rPr>
             <w:rStyle w:val="Hyperlink"/>
@@ -865,11 +841,11 @@
           <w:numId w:val="1004"/>
         </w:numPr>
       </w:pPr>
-      <w:hyperlink r:id="rId42"/>
+      <w:hyperlink r:id="rId44"/>
       <w:r>
         <w:t xml:space="preserve"> </w:t>
       </w:r>
-      <w:hyperlink r:id="rId43">
+      <w:hyperlink r:id="rId45">
         <w:r>
           <w:rPr>
             <w:rStyle w:val="Hyperlink"/>
@@ -886,14 +862,14 @@
         <w:t xml:space="preserve">Esperamos que encuentres estas publicaciones igualmente interesantes y útiles. ¡Disfruta de la lectura!</w:t>
       </w:r>
     </w:p>
-    <w:bookmarkEnd w:id="44"/>
+    <w:bookmarkEnd w:id="46"/>
     <w:sectPr>
-      <w:headerReference r:id="rId9" w:type="even"/>
-      <w:headerReference r:id="rId11" w:type="default"/>
-      <w:footerReference r:id="rId14" w:type="even"/>
-      <w:footerReference r:id="rId13" w:type="default"/>
-      <w:headerReference r:id="rId10" w:type="first"/>
-      <w:footerReference r:id="rId12" w:type="first"/>
+      <w:headerReference r:id="rId8" w:type="even"/>
+      <w:headerReference r:id="rId9" w:type="default"/>
+      <w:footerReference r:id="rId10" w:type="even"/>
+      <w:footerReference r:id="rId11" w:type="default"/>
+      <w:headerReference r:id="rId12" w:type="first"/>
+      <w:footerReference r:id="rId13" w:type="first"/>
       <w:pgSz w:h="15840" w:w="12240"/>
       <w:pgMar w:bottom="1440" w:footer="720" w:gutter="0" w:header="720" w:left="1440" w:right="1440" w:top="1440"/>
       <w:cols w:space="720"/>
